--- a/submissions/08-nutrition-panel-granola/inputs/supplier_spec_s2210_brown_rice_syrup.docx
+++ b/submissions/08-nutrition-panel-granola/inputs/supplier_spec_s2210_brown_rice_syrup.docx
@@ -23,7 +23,7 @@
           <w:b/>
           <w:sz w:val="24"/>
         </w:rPr>
-        <w:t>Product specification S-2210, revision 3: Brown rice syrup, 78 DE, item 2210</w:t>
+        <w:t>Product specification S-2210, revision 3: Brown rice syrup from whole grain brown rice, 78 DE, item 2210</w:t>
       </w:r>
     </w:p>
     <w:tbl>
@@ -81,7 +81,7 @@
           </w:tcPr>
           <w:p>
             <w:r>
-              <w:t>Syrup made by the enzymatic conversion of cooked whole grain brown rice, filtered and evaporated to 78 percent solids, for use as a binder and sweetener</w:t>
+              <w:t>Syrup made from whole grain brown rice by enzymatic conversion of the cooked whole grain, filtered and evaporated to 78 percent solids, for use as a binder and sweetener; the whole grain of origin is stated on every label the product carries</w:t>
             </w:r>
           </w:p>
         </w:tc>
@@ -666,7 +666,11 @@
         <w:spacing w:after="120"/>
       </w:pPr>
       <w:r>
-        <w:t>Solids are tested by refractometer at 20 C, color by spectrophotometer on a 50 percent solution and pH on a 10 percent solution. Sugars are tested by high-performance liquid chromatography on the three-lot composite, and sodium and minerals by inductively coupled plasma spectrometry. Each lot is also screened for glucose oxidase activity, which is absent in a fully evaporated syrup.</w:t>
+        <w:t xml:space="preserve">Solids are tested by refractometer at 20 C, color by spectrophotometer on a 50 percent solution and pH on a 10 percent solution. Sugars are tested by high-performance liquid chromatography on </w:t>
+      </w:r>
+      <w:r>
+        <w:lastRenderedPageBreak/>
+        <w:t>the three-lot composite, and sodium and minerals by inductively coupled plasma spectrometry. Each lot is also screened for glucose oxidase activity, which is absent in a fully evaporated syrup.</w:t>
       </w:r>
     </w:p>
     <w:p>
@@ -674,7 +678,6 @@
         <w:pStyle w:val="Heading1"/>
       </w:pPr>
       <w:r>
-        <w:lastRenderedPageBreak/>
         <w:t>Notes for the customer</w:t>
       </w:r>
     </w:p>
